--- a/워드/A6_학생용_워크북.docx
+++ b/워드/A6_학생용_워크북.docx
@@ -300,7 +300,7 @@
                 <w:rFonts w:ascii="맑은 고딕" w:hAnsi="맑은 고딕" w:eastAsia="맑은 고딕"/>
                 <w:sz w:val="21"/>
               </w:rPr>
-              <w:t>AI에게 가장 시키고 싶은 일이 ‘정리해 줘’일 겁니다. 그런데 그냥 시키면 교과서에 없는 내용까지 섞여서, 시험 범위와 어긋난 정리가 나옵니다. 그래서 이번에는 조건을 하나 겁니다 — 내가 준 자료에 없으면 채우지 말고 비워 두기.</w:t>
+              <w:t>AI에게 가장 시키고 싶은 일이 ‘정리해 줘’일 겁니다. 그런데 그냥 시키면 교과서에 없는 내용까지 섞여서, 시험 범위와 어긋난 정리가 나옵니다. 그래서 이번에는 자료를 넣는 방법을 정해 두고, 마지막에 교과서와 맞춰 봅니다.</w:t>
             </w:r>
           </w:p>
         </w:tc>
@@ -787,7 +787,7 @@
                 <w:rFonts w:ascii="맑은 고딕" w:hAnsi="맑은 고딕" w:eastAsia="맑은 고딕"/>
                 <w:sz w:val="21"/>
               </w:rPr>
-              <w:t>② AI가 자료에 없는 내용을 채우지 못하게 조건을 겁니다. 빈칸은 수업에서 확인해 채웁니다.</w:t>
+              <w:t>② AI가 채운 내용은 반드시 교과서·자료와 맞춰 봅니다. 확인 안 된 것은 지웁니다.</w:t>
             </w:r>
           </w:p>
           <w:p>
@@ -1046,7 +1046,7 @@
                 <w:rFonts w:ascii="맑은 고딕" w:hAnsi="맑은 고딕" w:eastAsia="맑은 고딕"/>
                 <w:sz w:val="20"/>
               </w:rPr>
-              <w:t>내가 가진 자료</w:t>
+              <w:t>자료를 어떻게 넣나</w:t>
             </w:r>
           </w:p>
         </w:tc>
@@ -1677,7 +1677,7 @@
                 <w:rFonts w:ascii="맑은 고딕" w:hAnsi="맑은 고딕" w:eastAsia="맑은 고딕"/>
                 <w:sz w:val="20"/>
               </w:rPr>
-              <w:t>- 내가 가진 자료: [내가 가진 자료]</w:t>
+              <w:t>- 내가 가진 자료: [자료를 어떻게 넣나]</w:t>
             </w:r>
           </w:p>
           <w:p>
@@ -4248,7 +4248,7 @@
           <w:color w:val="5B6675"/>
           <w:sz w:val="19"/>
         </w:rPr>
-        <w:t>이 모듈의 핵심 조건은 하나입니다 — 내가 준 자료에 없는 내용은 넣지 않기. AI는 교과서 밖 지식으로 빈칸을 자연스럽게 채웁니다.</w:t>
+        <w:t>자료를 넣는 방법이 두 가지입니다. 선생님이 어느 쪽으로 하라고 했는지 확인하고 그 하나만 쓰세요. 어느 쪽이든 핵심은 같습니다 — 교과서에 없는 내용이 섞이지 않게 하는 것.</w:t>
       </w:r>
     </w:p>
     <w:p>
@@ -4262,7 +4262,7 @@
           <w:color w:val="1F53C4"/>
           <w:sz w:val="21"/>
         </w:rPr>
-        <w:t>▶ AI에게 이렇게 보내세요</w:t>
+        <w:t>▶ AI에게 이렇게 보내세요   (둘 중 하나만 고르세요)</w:t>
       </w:r>
     </w:p>
     <w:tbl>
@@ -4303,7 +4303,7 @@
                 <w:b/>
                 <w:sz w:val="20"/>
               </w:rPr>
-              <w:t>이렇게 보내세요 (아래 [자료] 자리에 내 필기·유인물 내용을 붙여넣기)</w:t>
+              <w:t>[방법 A] 선생님이 준 자료를 붙여넣어 정리하기</w:t>
             </w:r>
           </w:p>
           <w:p>
@@ -4374,7 +4374,7 @@
                 <w:rFonts w:ascii="맑은 고딕" w:hAnsi="맑은 고딕" w:eastAsia="맑은 고딕"/>
                 <w:sz w:val="20"/>
               </w:rPr>
-              <w:t>- ‘용어 정리’와 ‘헷갈리는 것 비교’는 표로.</w:t>
+              <w:t>- '용어 정리'와 '헷갈리는 것 비교'는 표로.</w:t>
             </w:r>
           </w:p>
           <w:p>
@@ -4443,6 +4443,185 @@
         <w:spacing w:after="40"/>
       </w:pPr>
     </w:p>
+    <w:tbl>
+      <w:tblPr>
+        <w:tblW w:type="auto" w:w="0"/>
+        <w:tblLayout w:type="fixed"/>
+        <w:tblLook w:firstColumn="1" w:firstRow="1" w:lastColumn="0" w:lastRow="0" w:noHBand="0" w:noVBand="1" w:val="04A0"/>
+      </w:tblPr>
+      <w:tblGrid>
+        <w:gridCol w:w="9638"/>
+      </w:tblGrid>
+      <w:tr>
+        <w:tc>
+          <w:tcPr>
+            <w:tcW w:type="dxa" w:w="9638"/>
+            <w:shd w:val="clear" w:color="auto" w:fill="F8FBFF"/>
+            <w:tcBorders>
+              <w:top w:val="single" w:sz="8" w:space="0" w:color="D7E2F5"/>
+              <w:left w:val="single" w:sz="8" w:space="0" w:color="D7E2F5"/>
+              <w:bottom w:val="single" w:sz="8" w:space="0" w:color="D7E2F5"/>
+              <w:right w:val="single" w:sz="8" w:space="0" w:color="D7E2F5"/>
+            </w:tcBorders>
+            <w:tcMar>
+              <w:top w:w="140" w:type="dxa"/>
+              <w:left w:w="140" w:type="dxa"/>
+              <w:bottom w:w="140" w:type="dxa"/>
+              <w:right w:w="140" w:type="dxa"/>
+            </w:tcMar>
+          </w:tcPr>
+          <w:p>
+            <w:pPr>
+              <w:spacing w:after="20" w:line="312" w:lineRule="auto"/>
+            </w:pPr>
+            <w:r/>
+            <w:r>
+              <w:rPr>
+                <w:rFonts w:ascii="맑은 고딕" w:hAnsi="맑은 고딕" w:eastAsia="맑은 고딕"/>
+                <w:b/>
+                <w:sz w:val="20"/>
+              </w:rPr>
+              <w:t>[방법 B] 교과서 범위만 알려주고 정리받기</w:t>
+            </w:r>
+          </w:p>
+          <w:p>
+            <w:pPr>
+              <w:spacing w:after="20" w:line="312" w:lineRule="auto"/>
+            </w:pPr>
+            <w:r>
+              <w:rPr>
+                <w:rFonts w:ascii="맑은 고딕" w:hAnsi="맑은 고딕" w:eastAsia="맑은 고딕"/>
+                <w:sz w:val="20"/>
+              </w:rPr>
+              <w:t>확정한 뼈대대로 정리 노트를 만들어 줘. 그런데 미리 말해 둘 게 있어.</w:t>
+            </w:r>
+          </w:p>
+          <w:p>
+            <w:pPr>
+              <w:spacing w:after="20" w:line="312" w:lineRule="auto"/>
+            </w:pPr>
+            <w:r>
+              <w:rPr>
+                <w:rFonts w:ascii="맑은 고딕" w:hAnsi="맑은 고딕" w:eastAsia="맑은 고딕"/>
+                <w:sz w:val="20"/>
+              </w:rPr>
+              <w:t>너는 내 교과서를 보지 못했어. 그러니 네가 만드는 건 '일반적인 내용'이지 우리 교과서가 아니야.</w:t>
+            </w:r>
+          </w:p>
+          <w:p>
+            <w:pPr>
+              <w:spacing w:after="20" w:line="312" w:lineRule="auto"/>
+            </w:pPr>
+            <w:r>
+              <w:rPr>
+                <w:rFonts w:ascii="맑은 고딕" w:hAnsi="맑은 고딕" w:eastAsia="맑은 고딕"/>
+                <w:sz w:val="20"/>
+              </w:rPr>
+            </w:r>
+          </w:p>
+          <w:p>
+            <w:pPr>
+              <w:spacing w:after="20" w:line="312" w:lineRule="auto"/>
+            </w:pPr>
+            <w:r>
+              <w:rPr>
+                <w:rFonts w:ascii="맑은 고딕" w:hAnsi="맑은 고딕" w:eastAsia="맑은 고딕"/>
+                <w:sz w:val="20"/>
+              </w:rPr>
+              <w:t>- 단원: [과목과 단원] / 내 교과서 범위: [자료를 어떻게 넣나]</w:t>
+            </w:r>
+          </w:p>
+          <w:p>
+            <w:pPr>
+              <w:spacing w:after="20" w:line="312" w:lineRule="auto"/>
+            </w:pPr>
+            <w:r>
+              <w:rPr>
+                <w:rFonts w:ascii="맑은 고딕" w:hAnsi="맑은 고딕" w:eastAsia="맑은 고딕"/>
+                <w:sz w:val="20"/>
+              </w:rPr>
+              <w:t>- 네가 아는 일반적인 내용으로 정리하되, 네가 채워 넣은 내용에는 전부 (교과서 확인)이라고 표시해 줘.</w:t>
+            </w:r>
+          </w:p>
+          <w:p>
+            <w:pPr>
+              <w:spacing w:after="20" w:line="312" w:lineRule="auto"/>
+            </w:pPr>
+            <w:r>
+              <w:rPr>
+                <w:rFonts w:ascii="맑은 고딕" w:hAnsi="맑은 고딕" w:eastAsia="맑은 고딕"/>
+                <w:sz w:val="20"/>
+              </w:rPr>
+              <w:t>- 확실하지 않은 것은 확실하지 않다고 밝혀 줘.</w:t>
+            </w:r>
+          </w:p>
+          <w:p>
+            <w:pPr>
+              <w:spacing w:after="20" w:line="312" w:lineRule="auto"/>
+            </w:pPr>
+            <w:r>
+              <w:rPr>
+                <w:rFonts w:ascii="맑은 고딕" w:hAnsi="맑은 고딕" w:eastAsia="맑은 고딕"/>
+                <w:sz w:val="20"/>
+              </w:rPr>
+              <w:t>- 내가 알려준 것([꼭 들어가야 할 말 3개] / 헷갈린 것: [수업에서 헷갈렸던 것])은 반드시 넣어 줘.</w:t>
+            </w:r>
+          </w:p>
+          <w:p>
+            <w:pPr>
+              <w:spacing w:after="20" w:line="312" w:lineRule="auto"/>
+            </w:pPr>
+            <w:r>
+              <w:rPr>
+                <w:rFonts w:ascii="맑은 고딕" w:hAnsi="맑은 고딕" w:eastAsia="맑은 고딕"/>
+                <w:sz w:val="20"/>
+              </w:rPr>
+              <w:t>- '용어 정리'와 '헷갈리는 것 비교'는 표로.</w:t>
+            </w:r>
+          </w:p>
+          <w:p>
+            <w:pPr>
+              <w:spacing w:after="20" w:line="312" w:lineRule="auto"/>
+            </w:pPr>
+            <w:r>
+              <w:rPr>
+                <w:rFonts w:ascii="맑은 고딕" w:hAnsi="맑은 고딕" w:eastAsia="맑은 고딕"/>
+                <w:sz w:val="20"/>
+              </w:rPr>
+              <w:t>- 내 수준은 [내가 아는 정도]이야. 어려운 말은 쉬운 말로. 분량은 [분량과 형식].</w:t>
+            </w:r>
+          </w:p>
+          <w:p>
+            <w:pPr>
+              <w:spacing w:after="20" w:line="312" w:lineRule="auto"/>
+            </w:pPr>
+            <w:r>
+              <w:rPr>
+                <w:rFonts w:ascii="맑은 고딕" w:hAnsi="맑은 고딕" w:eastAsia="맑은 고딕"/>
+                <w:sz w:val="20"/>
+              </w:rPr>
+            </w:r>
+          </w:p>
+          <w:p>
+            <w:pPr>
+              <w:spacing w:after="20" w:line="312" w:lineRule="auto"/>
+            </w:pPr>
+            <w:r>
+              <w:rPr>
+                <w:rFonts w:ascii="맑은 고딕" w:hAnsi="맑은 고딕" w:eastAsia="맑은 고딕"/>
+                <w:sz w:val="20"/>
+              </w:rPr>
+              <w:t>정리가 끝나면 마지막에 "이 중에서 교과서와 다를 수 있는 것"을 세 가지만 짚어 줘.</w:t>
+            </w:r>
+          </w:p>
+        </w:tc>
+      </w:tr>
+    </w:tbl>
+    <w:p>
+      <w:pPr>
+        <w:spacing w:after="40"/>
+      </w:pPr>
+    </w:p>
     <w:p>
       <w:pPr>
         <w:spacing w:before="0" w:after="40"/>
@@ -4494,30 +4673,7 @@
                 <w:rFonts w:ascii="맑은 고딕" w:hAnsi="맑은 고딕" w:eastAsia="맑은 고딕"/>
                 <w:sz w:val="18"/>
               </w:rPr>
-              <w:t>1. 한눈에 보기</w:t>
-            </w:r>
-          </w:p>
-          <w:p>
-            <w:pPr>
-              <w:spacing w:after="20" w:line="312" w:lineRule="auto"/>
-            </w:pPr>
-            <w:r>
-              <w:rPr>
-                <w:rFonts w:ascii="맑은 고딕" w:hAnsi="맑은 고딕" w:eastAsia="맑은 고딕"/>
-                <w:sz w:val="18"/>
-              </w:rPr>
-              <w:t xml:space="preserve">  안전보건표지는 위험을 미리 알려 사고를 막기 위한 그림 표시이다.</w:t>
-            </w:r>
-          </w:p>
-          <w:p>
-            <w:pPr>
-              <w:spacing w:after="20" w:line="312" w:lineRule="auto"/>
-            </w:pPr>
-            <w:r>
-              <w:rPr>
-                <w:rFonts w:ascii="맑은 고딕" w:hAnsi="맑은 고딕" w:eastAsia="맑은 고딕"/>
-                <w:sz w:val="18"/>
-              </w:rPr>
+              <w:t>[방법 A]</w:t>
             </w:r>
           </w:p>
           <w:p>
@@ -4565,18 +4721,6 @@
                 <w:rFonts w:ascii="맑은 고딕" w:hAnsi="맑은 고딕" w:eastAsia="맑은 고딕"/>
                 <w:sz w:val="18"/>
               </w:rPr>
-              <w:t xml:space="preserve">  | 경고표지 | 위험이 있음을 알리는 표지 |</w:t>
-            </w:r>
-          </w:p>
-          <w:p>
-            <w:pPr>
-              <w:spacing w:after="20" w:line="312" w:lineRule="auto"/>
-            </w:pPr>
-            <w:r>
-              <w:rPr>
-                <w:rFonts w:ascii="맑은 고딕" w:hAnsi="맑은 고딕" w:eastAsia="맑은 고딕"/>
-                <w:sz w:val="18"/>
-              </w:rPr>
               <w:t xml:space="preserve">  | 위험성평가 | [수업에서 확인] |</w:t>
             </w:r>
           </w:p>
@@ -4600,7 +4744,7 @@
                 <w:rFonts w:ascii="맑은 고딕" w:hAnsi="맑은 고딕" w:eastAsia="맑은 고딕"/>
                 <w:sz w:val="18"/>
               </w:rPr>
-              <w:t>5. 헷갈리는 것 비교</w:t>
+              <w:t>[방법 B]</w:t>
             </w:r>
           </w:p>
           <w:p>
@@ -4612,7 +4756,7 @@
                 <w:rFonts w:ascii="맑은 고딕" w:hAnsi="맑은 고딕" w:eastAsia="맑은 고딕"/>
                 <w:sz w:val="18"/>
               </w:rPr>
-              <w:t xml:space="preserve">  | 구분 | 금지표지 | 경고표지 |</w:t>
+              <w:t>3. 용어 정리</w:t>
             </w:r>
           </w:p>
           <w:p>
@@ -4624,7 +4768,7 @@
                 <w:rFonts w:ascii="맑은 고딕" w:hAnsi="맑은 고딕" w:eastAsia="맑은 고딕"/>
                 <w:sz w:val="18"/>
               </w:rPr>
-              <w:t xml:space="preserve">  | 모양 | 원형에 사선 | 삼각형 |</w:t>
+              <w:t xml:space="preserve">  | 말 | 뜻 |</w:t>
             </w:r>
           </w:p>
           <w:p>
@@ -4636,7 +4780,54 @@
                 <w:rFonts w:ascii="맑은 고딕" w:hAnsi="맑은 고딕" w:eastAsia="맑은 고딕"/>
                 <w:sz w:val="18"/>
               </w:rPr>
-              <w:t xml:space="preserve">  | 뜻 | 하지 마라 | 조심해라 |</w:t>
+              <w:t xml:space="preserve">  | 금지표지 | 하면 안 되는 행동을 알리는 표지 (교과서 확인) |</w:t>
+            </w:r>
+          </w:p>
+          <w:p>
+            <w:pPr>
+              <w:spacing w:after="20" w:line="312" w:lineRule="auto"/>
+            </w:pPr>
+            <w:r>
+              <w:rPr>
+                <w:rFonts w:ascii="맑은 고딕" w:hAnsi="맑은 고딕" w:eastAsia="맑은 고딕"/>
+                <w:sz w:val="18"/>
+              </w:rPr>
+              <w:t xml:space="preserve">  | 안전보건표지 종류 | 금지·경고·지시·안내 (교과서 확인) |</w:t>
+            </w:r>
+          </w:p>
+          <w:p>
+            <w:pPr>
+              <w:spacing w:after="20" w:line="312" w:lineRule="auto"/>
+            </w:pPr>
+            <w:r>
+              <w:rPr>
+                <w:rFonts w:ascii="맑은 고딕" w:hAnsi="맑은 고딕" w:eastAsia="맑은 고딕"/>
+                <w:sz w:val="18"/>
+              </w:rPr>
+            </w:r>
+          </w:p>
+          <w:p>
+            <w:pPr>
+              <w:spacing w:after="20" w:line="312" w:lineRule="auto"/>
+            </w:pPr>
+            <w:r>
+              <w:rPr>
+                <w:rFonts w:ascii="맑은 고딕" w:hAnsi="맑은 고딕" w:eastAsia="맑은 고딕"/>
+                <w:sz w:val="18"/>
+              </w:rPr>
+              <w:t xml:space="preserve">  이 중에서 교과서와 다를 수 있는 것</w:t>
+            </w:r>
+          </w:p>
+          <w:p>
+            <w:pPr>
+              <w:spacing w:after="20" w:line="312" w:lineRule="auto"/>
+            </w:pPr>
+            <w:r>
+              <w:rPr>
+                <w:rFonts w:ascii="맑은 고딕" w:hAnsi="맑은 고딕" w:eastAsia="맑은 고딕"/>
+                <w:sz w:val="18"/>
+              </w:rPr>
+              <w:t xml:space="preserve">  · 표지를 몇 가지로 나누는지는 교과서마다 다를 수 있습니다.</w:t>
             </w:r>
           </w:p>
         </w:tc>
@@ -4699,7 +4890,7 @@
                 <w:b/>
                 <w:sz w:val="19"/>
               </w:rPr>
-              <w:t>[막혔을 때] 자료에 없는 내용이 들어갔다</w:t>
+              <w:t>[막혔을 때] [A] 자료에 없는 내용이 들어갔다</w:t>
             </w:r>
           </w:p>
           <w:p>
@@ -4712,6 +4903,128 @@
                 <w:sz w:val="19"/>
               </w:rPr>
               <w:t>→ 내가 준 자료에 없는 내용이 들어갔어. 그건 빼고 [수업에서 확인]으로 바꿔 줘.</w:t>
+            </w:r>
+          </w:p>
+        </w:tc>
+      </w:tr>
+    </w:tbl>
+    <w:p>
+      <w:pPr>
+        <w:spacing w:after="40"/>
+      </w:pPr>
+    </w:p>
+    <w:tbl>
+      <w:tblPr>
+        <w:tblW w:type="auto" w:w="0"/>
+        <w:tblLayout w:type="fixed"/>
+        <w:tblLook w:firstColumn="1" w:firstRow="1" w:lastColumn="0" w:lastRow="0" w:noHBand="0" w:noVBand="1" w:val="04A0"/>
+      </w:tblPr>
+      <w:tblGrid>
+        <w:gridCol w:w="9638"/>
+      </w:tblGrid>
+      <w:tr>
+        <w:tc>
+          <w:tcPr>
+            <w:tcW w:type="dxa" w:w="9638"/>
+            <w:shd w:val="clear" w:color="auto" w:fill="FFFAF3"/>
+            <w:tcBorders>
+              <w:top w:val="single" w:sz="8" w:space="0" w:color="F2DFC4"/>
+              <w:left w:val="single" w:sz="8" w:space="0" w:color="F2DFC4"/>
+              <w:bottom w:val="single" w:sz="8" w:space="0" w:color="F2DFC4"/>
+              <w:right w:val="single" w:sz="8" w:space="0" w:color="F2DFC4"/>
+            </w:tcBorders>
+            <w:tcMar>
+              <w:top w:w="140" w:type="dxa"/>
+              <w:left w:w="140" w:type="dxa"/>
+              <w:bottom w:w="140" w:type="dxa"/>
+              <w:right w:w="140" w:type="dxa"/>
+            </w:tcMar>
+          </w:tcPr>
+          <w:p>
+            <w:pPr>
+              <w:spacing w:after="20" w:line="312" w:lineRule="auto"/>
+            </w:pPr>
+            <w:r/>
+            <w:r>
+              <w:rPr>
+                <w:rFonts w:ascii="맑은 고딕" w:hAnsi="맑은 고딕" w:eastAsia="맑은 고딕"/>
+                <w:b/>
+                <w:sz w:val="19"/>
+              </w:rPr>
+              <w:t>[막혔을 때] [B] 표시 없이 그냥 술술 써 버렸다</w:t>
+            </w:r>
+          </w:p>
+          <w:p>
+            <w:pPr>
+              <w:spacing w:after="20" w:line="312" w:lineRule="auto"/>
+            </w:pPr>
+            <w:r>
+              <w:rPr>
+                <w:rFonts w:ascii="맑은 고딕" w:hAnsi="맑은 고딕" w:eastAsia="맑은 고딕"/>
+                <w:sz w:val="19"/>
+              </w:rPr>
+              <w:t>→ 네가 채워 넣은 내용에는 전부 (교과서 확인)이라고 표시해 줘. 내 교과서를 본 게 아니니까.</w:t>
+            </w:r>
+          </w:p>
+        </w:tc>
+      </w:tr>
+    </w:tbl>
+    <w:p>
+      <w:pPr>
+        <w:spacing w:after="40"/>
+      </w:pPr>
+    </w:p>
+    <w:tbl>
+      <w:tblPr>
+        <w:tblW w:type="auto" w:w="0"/>
+        <w:tblLayout w:type="fixed"/>
+        <w:tblLook w:firstColumn="1" w:firstRow="1" w:lastColumn="0" w:lastRow="0" w:noHBand="0" w:noVBand="1" w:val="04A0"/>
+      </w:tblPr>
+      <w:tblGrid>
+        <w:gridCol w:w="9638"/>
+      </w:tblGrid>
+      <w:tr>
+        <w:tc>
+          <w:tcPr>
+            <w:tcW w:type="dxa" w:w="9638"/>
+            <w:shd w:val="clear" w:color="auto" w:fill="FFFAF3"/>
+            <w:tcBorders>
+              <w:top w:val="single" w:sz="8" w:space="0" w:color="F2DFC4"/>
+              <w:left w:val="single" w:sz="8" w:space="0" w:color="F2DFC4"/>
+              <w:bottom w:val="single" w:sz="8" w:space="0" w:color="F2DFC4"/>
+              <w:right w:val="single" w:sz="8" w:space="0" w:color="F2DFC4"/>
+            </w:tcBorders>
+            <w:tcMar>
+              <w:top w:w="140" w:type="dxa"/>
+              <w:left w:w="140" w:type="dxa"/>
+              <w:bottom w:w="140" w:type="dxa"/>
+              <w:right w:w="140" w:type="dxa"/>
+            </w:tcMar>
+          </w:tcPr>
+          <w:p>
+            <w:pPr>
+              <w:spacing w:after="20" w:line="312" w:lineRule="auto"/>
+            </w:pPr>
+            <w:r/>
+            <w:r>
+              <w:rPr>
+                <w:rFonts w:ascii="맑은 고딕" w:hAnsi="맑은 고딕" w:eastAsia="맑은 고딕"/>
+                <w:b/>
+                <w:sz w:val="19"/>
+              </w:rPr>
+              <w:t>[막혔을 때] [B] 내용이 너무 많다</w:t>
+            </w:r>
+          </w:p>
+          <w:p>
+            <w:pPr>
+              <w:spacing w:after="20" w:line="312" w:lineRule="auto"/>
+            </w:pPr>
+            <w:r>
+              <w:rPr>
+                <w:rFonts w:ascii="맑은 고딕" w:hAnsi="맑은 고딕" w:eastAsia="맑은 고딕"/>
+                <w:sz w:val="19"/>
+              </w:rPr>
+              <w:t>→ 우리 교과서 범위([자료를 어떻게 넣나])에 맞게 줄여 줘. 범위를 벗어날 것 같은 내용은 빼 줘.</w:t>
             </w:r>
           </w:p>
         </w:tc>
@@ -4772,7 +5085,7 @@
                 <w:rFonts w:ascii="맑은 고딕" w:hAnsi="맑은 고딕" w:eastAsia="맑은 고딕"/>
                 <w:sz w:val="19"/>
               </w:rPr>
-              <w:t>→ ‘용어 정리’와 ‘헷갈리는 것 비교’는 표 형태로 다시 만들어 줘.</w:t>
+              <w:t>→ '용어 정리'와 '헷갈리는 것 비교'는 표 형태로 다시 만들어 줘.</w:t>
             </w:r>
           </w:p>
         </w:tc>
@@ -4844,67 +5157,6 @@
         <w:spacing w:after="40"/>
       </w:pPr>
     </w:p>
-    <w:tbl>
-      <w:tblPr>
-        <w:tblW w:type="auto" w:w="0"/>
-        <w:tblLayout w:type="fixed"/>
-        <w:tblLook w:firstColumn="1" w:firstRow="1" w:lastColumn="0" w:lastRow="0" w:noHBand="0" w:noVBand="1" w:val="04A0"/>
-      </w:tblPr>
-      <w:tblGrid>
-        <w:gridCol w:w="9638"/>
-      </w:tblGrid>
-      <w:tr>
-        <w:tc>
-          <w:tcPr>
-            <w:tcW w:type="dxa" w:w="9638"/>
-            <w:shd w:val="clear" w:color="auto" w:fill="FFFAF3"/>
-            <w:tcBorders>
-              <w:top w:val="single" w:sz="8" w:space="0" w:color="F2DFC4"/>
-              <w:left w:val="single" w:sz="8" w:space="0" w:color="F2DFC4"/>
-              <w:bottom w:val="single" w:sz="8" w:space="0" w:color="F2DFC4"/>
-              <w:right w:val="single" w:sz="8" w:space="0" w:color="F2DFC4"/>
-            </w:tcBorders>
-            <w:tcMar>
-              <w:top w:w="140" w:type="dxa"/>
-              <w:left w:w="140" w:type="dxa"/>
-              <w:bottom w:w="140" w:type="dxa"/>
-              <w:right w:w="140" w:type="dxa"/>
-            </w:tcMar>
-          </w:tcPr>
-          <w:p>
-            <w:pPr>
-              <w:spacing w:after="20" w:line="312" w:lineRule="auto"/>
-            </w:pPr>
-            <w:r/>
-            <w:r>
-              <w:rPr>
-                <w:rFonts w:ascii="맑은 고딕" w:hAnsi="맑은 고딕" w:eastAsia="맑은 고딕"/>
-                <w:b/>
-                <w:sz w:val="19"/>
-              </w:rPr>
-              <w:t>[막혔을 때] 꼭 들어가야 할 말이 빠졌다</w:t>
-            </w:r>
-          </w:p>
-          <w:p>
-            <w:pPr>
-              <w:spacing w:after="20" w:line="312" w:lineRule="auto"/>
-            </w:pPr>
-            <w:r>
-              <w:rPr>
-                <w:rFonts w:ascii="맑은 고딕" w:hAnsi="맑은 고딕" w:eastAsia="맑은 고딕"/>
-                <w:sz w:val="19"/>
-              </w:rPr>
-              <w:t>→ [꼭 들어가야 할 말 3개]가 빠졌어. 그 말이 들어가게 다시 정리해 줘.</w:t>
-            </w:r>
-          </w:p>
-        </w:tc>
-      </w:tr>
-    </w:tbl>
-    <w:p>
-      <w:pPr>
-        <w:spacing w:after="40"/>
-      </w:pPr>
-    </w:p>
     <w:p>
       <w:pPr>
         <w:spacing w:before="80" w:after="40"/>
@@ -4916,7 +5168,37 @@
           <w:color w:val="5B6675"/>
           <w:sz w:val="19"/>
         </w:rPr>
-        <w:t>▷ 기록 — 정리 노트 초안을 붙여넣으세요 ([수업에서 확인] 표시가 남아 있는 상태로)</w:t>
+        <w:t>▷ 기록 — 정리 노트 초안을 붙여넣으세요 (표시가 남아 있는 상태로)</w:t>
+      </w:r>
+    </w:p>
+    <w:p>
+      <w:pPr>
+        <w:spacing w:before="0" w:after="0"/>
+        <w:ind w:left="170"/>
+      </w:pPr>
+      <w:r>
+        <w:rPr>
+          <w:rFonts w:ascii="맑은 고딕" w:hAnsi="맑은 고딕" w:eastAsia="맑은 고딕"/>
+          <w:b w:val="0"/>
+          <w:color w:val="9AA4B2"/>
+          <w:sz w:val="18"/>
+        </w:rPr>
+        <w:t>방법: A / B</w:t>
+      </w:r>
+    </w:p>
+    <w:p>
+      <w:pPr>
+        <w:spacing w:before="0" w:after="0"/>
+        <w:ind w:left="170"/>
+      </w:pPr>
+      <w:r>
+        <w:rPr>
+          <w:rFonts w:ascii="맑은 고딕" w:hAnsi="맑은 고딕" w:eastAsia="맑은 고딕"/>
+          <w:b w:val="0"/>
+          <w:color w:val="9AA4B2"/>
+          <w:sz w:val="18"/>
+        </w:rPr>
+        <w:t xml:space="preserve"> </w:t>
       </w:r>
     </w:p>
     <w:p>
@@ -4960,7 +5242,7 @@
       </w:tblGrid>
       <w:tr>
         <w:trPr>
-          <w:trHeight w:hRule="atLeast" w:val="3855"/>
+          <w:trHeight w:hRule="atLeast" w:val="3458"/>
         </w:trPr>
         <w:tc>
           <w:tcPr>
@@ -5012,6 +5294,20 @@
           <w:b w:val="0"/>
           <w:sz w:val="20"/>
         </w:rPr>
+        <w:t>☐  선생님이 말한 방법(A 또는 B) 하나로 했다</w:t>
+      </w:r>
+    </w:p>
+    <w:p>
+      <w:pPr>
+        <w:spacing w:before="0" w:after="20"/>
+        <w:ind w:left="170"/>
+      </w:pPr>
+      <w:r>
+        <w:rPr>
+          <w:rFonts w:ascii="맑은 고딕" w:hAnsi="맑은 고딕" w:eastAsia="맑은 고딕"/>
+          <w:b w:val="0"/>
+          <w:sz w:val="20"/>
+        </w:rPr>
         <w:t>☐  뼈대 순서대로 나왔다</w:t>
       </w:r>
     </w:p>
@@ -5040,7 +5336,7 @@
           <w:b w:val="0"/>
           <w:sz w:val="20"/>
         </w:rPr>
-        <w:t>☐  [수업에서 확인] 표시가 남아 있다</w:t>
+        <w:t>☐  [수업에서 확인] 또는 (교과서 확인) 표시가 남아 있다</w:t>
       </w:r>
     </w:p>
     <w:p>
@@ -6145,7 +6441,7 @@
           <w:color w:val="5B6675"/>
           <w:sz w:val="19"/>
         </w:rPr>
-        <w:t>★ AI는 그럴듯한 설명을 스스로 만들어 넣습니다. 시험 범위 밖 내용이 섞이면 공부에 방해가 됩니다. 반드시 원래 자료와 맞춰 봅니다.</w:t>
+        <w:t>★ 이 스텝이 이 모듈의 핵심입니다. 특히 [방법 B]로 했다면 여기서 교과서를 펴고 (교과서 확인) 표시를 하나씩 맞춰 봐야 합니다. 시험 범위 밖 내용이 섞이면 공부에 방해가 됩니다.</w:t>
       </w:r>
     </w:p>
     <w:p>
@@ -6212,7 +6508,7 @@
                 <w:rFonts w:ascii="맑은 고딕" w:hAnsi="맑은 고딕" w:eastAsia="맑은 고딕"/>
                 <w:sz w:val="20"/>
               </w:rPr>
-              <w:t>지금 정리에 있는 내용 중에서, 내가 준 자료에는 없었던 내용을 모두 표로 정리해 줘.</w:t>
+              <w:t>지금 정리에 있는 내용 중에서, 내가 준 자료에 없었거나 네가 일반 지식으로 채운 내용을 모두 표로 정리해 줘.</w:t>
             </w:r>
           </w:p>
           <w:p>
@@ -6224,7 +6520,7 @@
                 <w:rFonts w:ascii="맑은 고딕" w:hAnsi="맑은 고딕" w:eastAsia="맑은 고딕"/>
                 <w:sz w:val="20"/>
               </w:rPr>
-              <w:t>표 열: 정리의 문장 / 자료에 있었나(있음·없음·비슷함) / 왜 넣었는지</w:t>
+              <w:t>표 열: 정리의 문장 / 내가 준 자료에 있었나(있음·없음·비슷함) / 왜 넣었는지</w:t>
             </w:r>
           </w:p>
           <w:p>
@@ -6298,6 +6594,67 @@
                 <w:sz w:val="20"/>
               </w:rPr>
               <w:t>정말 그게 전부야? 네가 일반 지식으로 채운 부분이 더 있는지 한 번 더 점검해서 표로 알려 줘.</w:t>
+            </w:r>
+          </w:p>
+        </w:tc>
+      </w:tr>
+    </w:tbl>
+    <w:p>
+      <w:pPr>
+        <w:spacing w:after="40"/>
+      </w:pPr>
+    </w:p>
+    <w:tbl>
+      <w:tblPr>
+        <w:tblW w:type="auto" w:w="0"/>
+        <w:tblLayout w:type="fixed"/>
+        <w:tblLook w:firstColumn="1" w:firstRow="1" w:lastColumn="0" w:lastRow="0" w:noHBand="0" w:noVBand="1" w:val="04A0"/>
+      </w:tblPr>
+      <w:tblGrid>
+        <w:gridCol w:w="9638"/>
+      </w:tblGrid>
+      <w:tr>
+        <w:tc>
+          <w:tcPr>
+            <w:tcW w:type="dxa" w:w="9638"/>
+            <w:shd w:val="clear" w:color="auto" w:fill="F8FBFF"/>
+            <w:tcBorders>
+              <w:top w:val="single" w:sz="8" w:space="0" w:color="D7E2F5"/>
+              <w:left w:val="single" w:sz="8" w:space="0" w:color="D7E2F5"/>
+              <w:bottom w:val="single" w:sz="8" w:space="0" w:color="D7E2F5"/>
+              <w:right w:val="single" w:sz="8" w:space="0" w:color="D7E2F5"/>
+            </w:tcBorders>
+            <w:tcMar>
+              <w:top w:w="140" w:type="dxa"/>
+              <w:left w:w="140" w:type="dxa"/>
+              <w:bottom w:w="140" w:type="dxa"/>
+              <w:right w:w="140" w:type="dxa"/>
+            </w:tcMar>
+          </w:tcPr>
+          <w:p>
+            <w:pPr>
+              <w:spacing w:after="20" w:line="312" w:lineRule="auto"/>
+            </w:pPr>
+            <w:r/>
+            <w:r>
+              <w:rPr>
+                <w:rFonts w:ascii="맑은 고딕" w:hAnsi="맑은 고딕" w:eastAsia="맑은 고딕"/>
+                <w:b/>
+                <w:sz w:val="20"/>
+              </w:rPr>
+              <w:t>③ 교과서에서 확인할 목록 만들기</w:t>
+            </w:r>
+          </w:p>
+          <w:p>
+            <w:pPr>
+              <w:spacing w:after="20" w:line="312" w:lineRule="auto"/>
+            </w:pPr>
+            <w:r>
+              <w:rPr>
+                <w:rFonts w:ascii="맑은 고딕" w:hAnsi="맑은 고딕" w:eastAsia="맑은 고딕"/>
+                <w:sz w:val="20"/>
+              </w:rPr>
+              <w:t>위에서 나온 것들을 내가 교과서에서 직접 확인할게. 무엇을 어느 항목에서 찾아보면 되는지 목록으로 만들어 줘. 짧게.</w:t>
             </w:r>
           </w:p>
         </w:tc>
@@ -6458,7 +6815,7 @@
                 <w:rFonts w:ascii="맑은 고딕" w:hAnsi="맑은 고딕" w:eastAsia="맑은 고딕"/>
                 <w:sz w:val="19"/>
               </w:rPr>
-              <w:t>→ 정말 그럴까? 문장을 하나씩 자료와 맞춰 보고 다시 표로 알려 줘.</w:t>
+              <w:t>→ 정말 그럴까? 문장을 하나씩 맞춰 보고 다시 표로 알려 줘.</w:t>
             </w:r>
           </w:p>
         </w:tc>
@@ -6530,6 +6887,67 @@
         <w:spacing w:after="40"/>
       </w:pPr>
     </w:p>
+    <w:tbl>
+      <w:tblPr>
+        <w:tblW w:type="auto" w:w="0"/>
+        <w:tblLayout w:type="fixed"/>
+        <w:tblLook w:firstColumn="1" w:firstRow="1" w:lastColumn="0" w:lastRow="0" w:noHBand="0" w:noVBand="1" w:val="04A0"/>
+      </w:tblPr>
+      <w:tblGrid>
+        <w:gridCol w:w="9638"/>
+      </w:tblGrid>
+      <w:tr>
+        <w:tc>
+          <w:tcPr>
+            <w:tcW w:type="dxa" w:w="9638"/>
+            <w:shd w:val="clear" w:color="auto" w:fill="FFFAF3"/>
+            <w:tcBorders>
+              <w:top w:val="single" w:sz="8" w:space="0" w:color="F2DFC4"/>
+              <w:left w:val="single" w:sz="8" w:space="0" w:color="F2DFC4"/>
+              <w:bottom w:val="single" w:sz="8" w:space="0" w:color="F2DFC4"/>
+              <w:right w:val="single" w:sz="8" w:space="0" w:color="F2DFC4"/>
+            </w:tcBorders>
+            <w:tcMar>
+              <w:top w:w="140" w:type="dxa"/>
+              <w:left w:w="140" w:type="dxa"/>
+              <w:bottom w:w="140" w:type="dxa"/>
+              <w:right w:w="140" w:type="dxa"/>
+            </w:tcMar>
+          </w:tcPr>
+          <w:p>
+            <w:pPr>
+              <w:spacing w:after="20" w:line="312" w:lineRule="auto"/>
+            </w:pPr>
+            <w:r/>
+            <w:r>
+              <w:rPr>
+                <w:rFonts w:ascii="맑은 고딕" w:hAnsi="맑은 고딕" w:eastAsia="맑은 고딕"/>
+                <w:b/>
+                <w:sz w:val="19"/>
+              </w:rPr>
+              <w:t>[막혔을 때] [B] 교과서를 어떻게 대조하나요</w:t>
+            </w:r>
+          </w:p>
+          <w:p>
+            <w:pPr>
+              <w:spacing w:after="20" w:line="312" w:lineRule="auto"/>
+            </w:pPr>
+            <w:r>
+              <w:rPr>
+                <w:rFonts w:ascii="맑은 고딕" w:hAnsi="맑은 고딕" w:eastAsia="맑은 고딕"/>
+                <w:sz w:val="19"/>
+              </w:rPr>
+              <w:t>→ 교과서에서 그 범위를 펴고, (교과서 확인) 표시가 붙은 문장을 하나씩 찾아보세요. 있으면 표시를 지우고, 없으면 그 문장을 지웁니다.</w:t>
+            </w:r>
+          </w:p>
+        </w:tc>
+      </w:tr>
+    </w:tbl>
+    <w:p>
+      <w:pPr>
+        <w:spacing w:after="40"/>
+      </w:pPr>
+    </w:p>
     <w:p>
       <w:pPr>
         <w:spacing w:before="80" w:after="40"/>
@@ -6541,7 +6959,7 @@
           <w:color w:val="5B6675"/>
           <w:sz w:val="19"/>
         </w:rPr>
-        <w:t>▷ 기록 — 자료에 없던 내용과, 내가 어떻게 처리했는지 적으세요</w:t>
+        <w:t>▷ 기록 — 교과서·자료와 대조한 결과를 적으세요 (2건 이상)</w:t>
       </w:r>
     </w:p>
     <w:p>
@@ -6571,7 +6989,22 @@
           <w:color w:val="9AA4B2"/>
           <w:sz w:val="18"/>
         </w:rPr>
-        <w:t xml:space="preserve">   → 지웠음 / [수업에서 확인]으로 바꿈 / 선생님께 여쭤 확인함</w:t>
+        <w:t xml:space="preserve">   교과서에 있었나: 있음 / 없음</w:t>
+      </w:r>
+    </w:p>
+    <w:p>
+      <w:pPr>
+        <w:spacing w:before="0" w:after="0"/>
+        <w:ind w:left="170"/>
+      </w:pPr>
+      <w:r>
+        <w:rPr>
+          <w:rFonts w:ascii="맑은 고딕" w:hAnsi="맑은 고딕" w:eastAsia="맑은 고딕"/>
+          <w:b w:val="0"/>
+          <w:color w:val="9AA4B2"/>
+          <w:sz w:val="18"/>
+        </w:rPr>
+        <w:t xml:space="preserve">   처리: 표시 지움 / 삭제함</w:t>
       </w:r>
     </w:p>
     <w:p>
@@ -6616,7 +7049,22 @@
           <w:color w:val="9AA4B2"/>
           <w:sz w:val="18"/>
         </w:rPr>
-        <w:t xml:space="preserve">   → </w:t>
+        <w:t xml:space="preserve">   교과서에 있었나:</w:t>
+      </w:r>
+    </w:p>
+    <w:p>
+      <w:pPr>
+        <w:spacing w:before="0" w:after="0"/>
+        <w:ind w:left="170"/>
+      </w:pPr>
+      <w:r>
+        <w:rPr>
+          <w:rFonts w:ascii="맑은 고딕" w:hAnsi="맑은 고딕" w:eastAsia="맑은 고딕"/>
+          <w:b w:val="0"/>
+          <w:color w:val="9AA4B2"/>
+          <w:sz w:val="18"/>
+        </w:rPr>
+        <w:t xml:space="preserve">   처리:</w:t>
       </w:r>
     </w:p>
     <w:tbl>
@@ -6630,7 +7078,7 @@
       </w:tblGrid>
       <w:tr>
         <w:trPr>
-          <w:trHeight w:hRule="atLeast" w:val="1049"/>
+          <w:trHeight w:hRule="atLeast" w:val="2863"/>
         </w:trPr>
         <w:tc>
           <w:tcPr>
@@ -6682,7 +7130,7 @@
           <w:b w:val="0"/>
           <w:sz w:val="20"/>
         </w:rPr>
-        <w:t>☐  자료에 없던 내용을 1개 이상 찾아냈다</w:t>
+        <w:t>☐  자료·교과서에 없던 내용을 1개 이상 찾아냈다</w:t>
       </w:r>
     </w:p>
     <w:p>
@@ -6696,7 +7144,7 @@
           <w:b w:val="0"/>
           <w:sz w:val="20"/>
         </w:rPr>
-        <w:t>☐  찾은 내용을 지우거나 확인 표시로 바꿨다</w:t>
+        <w:t>☐  교과서를 실제로 펴서 2건 이상 대조했다</w:t>
       </w:r>
     </w:p>
     <w:p>
@@ -6710,7 +7158,7 @@
           <w:b w:val="0"/>
           <w:sz w:val="20"/>
         </w:rPr>
-        <w:t>☐  내 눈으로도 한 번 대조했다</w:t>
+        <w:t>☐  확인된 것은 표시를 지우고, 없는 것은 삭제했다</w:t>
       </w:r>
     </w:p>
     <w:p>
